--- a/uploads/ThinkTank_roles_and_responsibities.docx
+++ b/uploads/ThinkTank_roles_and_responsibities.docx
@@ -15,65 +15,8 @@
       <w:pPr>
         <w:pStyle w:val="Heading2"/>
       </w:pPr>
-      <w:r>
-        <w:t>1. SPOC (Single Point of Contact)</w:t>
-      </w:r>
-    </w:p>
-    <w:p>
-      <w:pPr>
-        <w:spacing w:after="120"/>
-      </w:pPr>
-      <w:r>
-        <w:rPr>
-          <w:b/>
-        </w:rPr>
-        <w:t>Assigned to: Ananya Sharma (3rd year)</w:t>
-      </w:r>
-    </w:p>
-    <w:p>
-      <w:pPr>
-        <w:pStyle w:val="ListBullet"/>
-      </w:pPr>
-      <w:r>
-        <w:t>Coordinate between faculty, core team, volunteers, and participants</w:t>
-      </w:r>
-    </w:p>
-    <w:p>
-      <w:pPr>
-        <w:pStyle w:val="ListBullet"/>
-      </w:pPr>
-      <w:r>
-        <w:t>Ensure smooth communication among all teams</w:t>
-      </w:r>
-    </w:p>
-    <w:p>
-      <w:pPr>
-        <w:pStyle w:val="ListBullet"/>
-      </w:pPr>
-      <w:r>
-        <w:t>Monitor overall event progress and deadlines</w:t>
-      </w:r>
-    </w:p>
-    <w:p>
-      <w:pPr>
-        <w:pStyle w:val="ListBullet"/>
-      </w:pPr>
-      <w:r>
-        <w:t>Handle urgent issues and take quick decisions when required</w:t>
-      </w:r>
-    </w:p>
-    <w:p>
-      <w:pPr>
-        <w:pStyle w:val="ListBullet"/>
-      </w:pPr>
-      <w:r>
-        <w:t>Be available throughout the event for coordination</w:t>
-      </w:r>
-    </w:p>
-    <w:p>
-      <w:pPr>
-        <w:pStyle w:val="Heading2"/>
-      </w:pPr>
+      <w:bookmarkStart w:id="0" w:name="_GoBack"/>
+      <w:bookmarkEnd w:id="0"/>
       <w:r>
         <w:t>2. Anchors</w:t>
       </w:r>
@@ -181,13 +124,7 @@
         <w:rPr>
           <w:b/>
         </w:rPr>
-        <w:t xml:space="preserve"> Sharma</w:t>
-      </w:r>
-      <w:r>
-        <w:rPr>
-          <w:b/>
-        </w:rPr>
-        <w:t xml:space="preserve"> </w:t>
+        <w:t xml:space="preserve"> Sharma </w:t>
       </w:r>
     </w:p>
     <w:p>
@@ -284,8 +221,6 @@
         </w:rPr>
         <w:t xml:space="preserve"> Sharma</w:t>
       </w:r>
-      <w:bookmarkStart w:id="0" w:name="_GoBack"/>
-      <w:bookmarkEnd w:id="0"/>
     </w:p>
     <w:p>
       <w:pPr>
@@ -396,6 +331,7 @@
         <w:pStyle w:val="Heading2"/>
       </w:pPr>
       <w:r>
+        <w:lastRenderedPageBreak/>
         <w:t>6. Event Schedule Management Team</w:t>
       </w:r>
     </w:p>
@@ -654,7 +590,6 @@
         <w:pStyle w:val="Heading2"/>
       </w:pPr>
       <w:r>
-        <w:lastRenderedPageBreak/>
         <w:t>10. Finance Team</w:t>
       </w:r>
     </w:p>
@@ -1000,7 +935,6 @@
         <w:pStyle w:val="Heading2"/>
       </w:pPr>
       <w:r>
-        <w:lastRenderedPageBreak/>
         <w:t xml:space="preserve">15. </w:t>
       </w:r>
       <w:proofErr w:type="spellStart"/>
@@ -13731,7 +13665,7 @@
 </file>
 
 <file path=customXml/itemProps1.xml><?xml version="1.0" encoding="utf-8"?>
-<ds:datastoreItem xmlns:ds="http://schemas.openxmlformats.org/officeDocument/2006/customXml" ds:itemID="{5DEA4EFC-2594-47F1-8943-12C1A9D2DA14}">
+<ds:datastoreItem xmlns:ds="http://schemas.openxmlformats.org/officeDocument/2006/customXml" ds:itemID="{94E9F16C-4813-45FC-8D14-6A9888A1BDAA}">
   <ds:schemaRefs>
     <ds:schemaRef ds:uri="http://schemas.openxmlformats.org/officeDocument/2006/bibliography"/>
   </ds:schemaRefs>
